--- a/Tables/Table_1b.docx
+++ b/Tables/Table_1b.docx
@@ -123,7 +123,7 @@
               <w:pStyle w:val="Normal"/>
             </w:pPr>
             <w:r>
-              <w:t>0.82 ± 0.34 (35)</w:t>
+              <w:t>0.81 ± 0.32 (43)</w:t>
             </w:r>
           </w:p>
         </w:tc>
@@ -133,7 +133,7 @@
               <w:pStyle w:val="Normal"/>
             </w:pPr>
             <w:r>
-              <w:t>-17 ± 0.83 (35)</w:t>
+              <w:t>-16 ± 0.77 (43)</w:t>
             </w:r>
           </w:p>
         </w:tc>
@@ -165,7 +165,7 @@
               <w:pStyle w:val="Normal"/>
             </w:pPr>
             <w:r>
-              <w:t>2.8 ± 0.27 (61)</w:t>
+              <w:t>2.8 ± 0.27 (62)</w:t>
             </w:r>
           </w:p>
         </w:tc>
@@ -175,7 +175,7 @@
               <w:pStyle w:val="Normal"/>
             </w:pPr>
             <w:r>
-              <w:t>-26 ± 0.28 (61)</w:t>
+              <w:t>-26 ± 0.28 (62)</w:t>
             </w:r>
           </w:p>
         </w:tc>
